--- a/보관본/러시아 인권변호사/Word/4부/4부_5화_올가의_옥중_사망.docx
+++ b/보관본/러시아 인권변호사/Word/4부/4부_5화_올가의_옥중_사망.docx
@@ -36,7 +36,7 @@
           <w:i w:val="0"/>
           <w:sz w:val="22"/>
         </w:rPr>
-        <w:t>알렉세이 “료샤” 오를로프 / 카탸 리시나 / 이리나 마르첸코 / 아나톨리 그레벤시코프 / 콜로니 소장 아나톨리 일리치 부르미스트로프 / 교도소 의무관 라리사 안드레예브나 시도로바 / 미하일 예고로비치 촐칸(전화) / 파벨 게나디예비치 그리신(전화) / 올가 네스테로바(언급만, 사망)</w:t>
+        <w:t>알렉세이 “료샤” 오를로프 / 카탸 리시나 / 이리나 마르첸코 / 아나톨리 그레벤시코프 / 콜로니 소장 표도르 일리치 부르미스트로프 / 교도소 의무관 라리사 안드레예브나 시도로바 / 미하일 예고로비치 촐칸(전화) / 파벨 게나디예비치 그리신(전화) / 올가 네스테로바(언급만, 사망)</w:t>
       </w:r>
     </w:p>
     <w:p>
@@ -535,7 +535,7 @@
           <w:i w:val="0"/>
           <w:sz w:val="22"/>
         </w:rPr>
-        <w:t xml:space="preserve"> Анатолий Ильич, немедленно организуйте перевод! У вас на руках судебное постановление уже двадцать четыре часа!</w:t>
+        <w:t xml:space="preserve"> Фёдор Ильич, немедленно организуйте перевод! У вас на руках судебное постановление уже двадцать четыре часа!</w:t>
       </w:r>
     </w:p>
     <w:p>
@@ -683,7 +683,7 @@
           <w:i w:val="0"/>
           <w:sz w:val="22"/>
         </w:rPr>
-        <w:t>К обеду она может быть мертва, Анатолий Ильич. Вы это понимаете? Мертва — с подписанным постановлением суда в вашем сейфе.</w:t>
+        <w:t>К обеду она может быть мертва, Фёдор Ильич. Вы это понимаете? Мертва — с подписанным постановлением суда в вашем сейфе.</w:t>
       </w:r>
     </w:p>
     <w:p>
@@ -3006,7 +3006,7 @@
           <w:i w:val="0"/>
           <w:sz w:val="22"/>
         </w:rPr>
-        <w:t>Вам это скажут на следствии, Анатолий Ильич. Я не буду. Идите домой.</w:t>
+        <w:t>Вам это скажут на следствии, Фёдор Ильич. Я не буду. Идите домой.</w:t>
       </w:r>
     </w:p>
     <w:p>
